--- a/Spanish/GUIA_DE_INSTALACION.docx
+++ b/Spanish/GUIA_DE_INSTALACION.docx
@@ -11,6 +11,7 @@
         </w:numPr>
         <w:bidi w:val="0"/>
         <w:spacing w:before="240" w:after="120"/>
+        <w:ind w:hanging="0" w:start="0"/>
         <w:jc w:val="start"/>
         <w:rPr/>
       </w:pPr>
@@ -63,7 +64,7 @@
     </w:p>
     <w:p>
       <w:pPr>
-        <w:pStyle w:val="Lneahorizontal"/>
+        <w:pStyle w:val="Lneahorizontaluser"/>
         <w:suppressLineNumbers/>
         <w:pBdr>
           <w:bottom w:val="double" w:sz="2" w:space="0" w:color="808080"/>
@@ -86,6 +87,7 @@
         </w:numPr>
         <w:bidi w:val="0"/>
         <w:spacing w:before="240" w:after="120"/>
+        <w:ind w:hanging="0" w:start="0"/>
         <w:jc w:val="start"/>
         <w:rPr/>
       </w:pPr>
@@ -103,6 +105,7 @@
         </w:numPr>
         <w:bidi w:val="0"/>
         <w:spacing w:before="200" w:after="120"/>
+        <w:ind w:hanging="0" w:start="0"/>
         <w:jc w:val="start"/>
         <w:rPr/>
       </w:pPr>
@@ -145,7 +148,6 @@
           <w:numId w:val="2"/>
         </w:numPr>
         <w:tabs>
-          <w:tab w:val="clear" w:pos="709"/>
           <w:tab w:val="left" w:pos="709" w:leader="none"/>
         </w:tabs>
         <w:bidi w:val="0"/>
@@ -167,7 +169,6 @@
           <w:numId w:val="2"/>
         </w:numPr>
         <w:tabs>
-          <w:tab w:val="clear" w:pos="709"/>
           <w:tab w:val="left" w:pos="709" w:leader="none"/>
         </w:tabs>
         <w:bidi w:val="0"/>
@@ -189,7 +190,6 @@
           <w:numId w:val="2"/>
         </w:numPr>
         <w:tabs>
-          <w:tab w:val="clear" w:pos="709"/>
           <w:tab w:val="left" w:pos="709" w:leader="none"/>
         </w:tabs>
         <w:bidi w:val="0"/>
@@ -211,7 +211,6 @@
           <w:numId w:val="2"/>
         </w:numPr>
         <w:tabs>
-          <w:tab w:val="clear" w:pos="709"/>
           <w:tab w:val="left" w:pos="709" w:leader="none"/>
         </w:tabs>
         <w:bidi w:val="0"/>
@@ -236,7 +235,7 @@
     </w:p>
     <w:p>
       <w:pPr>
-        <w:pStyle w:val="Lneahorizontal"/>
+        <w:pStyle w:val="Lneahorizontaluser"/>
         <w:suppressLineNumbers/>
         <w:pBdr>
           <w:bottom w:val="double" w:sz="2" w:space="0" w:color="808080"/>
@@ -259,6 +258,7 @@
         </w:numPr>
         <w:bidi w:val="0"/>
         <w:spacing w:before="200" w:after="120"/>
+        <w:ind w:hanging="0" w:start="0"/>
         <w:jc w:val="start"/>
         <w:rPr/>
       </w:pPr>
@@ -288,7 +288,6 @@
           <w:numId w:val="3"/>
         </w:numPr>
         <w:tabs>
-          <w:tab w:val="clear" w:pos="709"/>
           <w:tab w:val="left" w:pos="709" w:leader="none"/>
         </w:tabs>
         <w:bidi w:val="0"/>
@@ -310,7 +309,6 @@
           <w:numId w:val="3"/>
         </w:numPr>
         <w:tabs>
-          <w:tab w:val="clear" w:pos="709"/>
           <w:tab w:val="left" w:pos="709" w:leader="none"/>
         </w:tabs>
         <w:bidi w:val="0"/>
@@ -325,7 +323,7 @@
     </w:p>
     <w:p>
       <w:pPr>
-        <w:pStyle w:val="Lneahorizontal"/>
+        <w:pStyle w:val="Lneahorizontaluser"/>
         <w:suppressLineNumbers/>
         <w:pBdr>
           <w:bottom w:val="double" w:sz="2" w:space="0" w:color="808080"/>
@@ -348,6 +346,7 @@
         </w:numPr>
         <w:bidi w:val="0"/>
         <w:spacing w:before="200" w:after="120"/>
+        <w:ind w:hanging="0" w:start="0"/>
         <w:jc w:val="start"/>
         <w:rPr/>
       </w:pPr>
@@ -371,7 +370,7 @@
     </w:p>
     <w:p>
       <w:pPr>
-        <w:pStyle w:val="Lneahorizontal"/>
+        <w:pStyle w:val="Lneahorizontaluser"/>
         <w:suppressLineNumbers/>
         <w:pBdr>
           <w:bottom w:val="double" w:sz="2" w:space="0" w:color="808080"/>
@@ -394,6 +393,7 @@
         </w:numPr>
         <w:bidi w:val="0"/>
         <w:spacing w:before="200" w:after="120"/>
+        <w:ind w:hanging="0" w:start="0"/>
         <w:jc w:val="start"/>
         <w:rPr/>
       </w:pPr>
@@ -446,7 +446,108 @@
     </w:p>
     <w:p>
       <w:pPr>
-        <w:pStyle w:val="Lneahorizontal"/>
+        <w:pStyle w:val="BodyText"/>
+        <w:bidi w:val="0"/>
+        <w:spacing w:lineRule="auto" w:line="276" w:before="0" w:after="140"/>
+        <w:jc w:val="start"/>
+        <w:rPr/>
+      </w:pPr>
+      <w:r>
+        <w:rPr/>
+        <w:t>- Crewchief: Después de la instalación, no lo ejecute</w:t>
+      </w:r>
+      <w:r>
+        <w:rPr/>
+        <w:t>s</w:t>
+      </w:r>
+      <w:r>
+        <w:rPr/>
+        <w:t xml:space="preserve"> si el instalador lo solicita.</w:t>
+      </w:r>
+    </w:p>
+    <w:p>
+      <w:pPr>
+        <w:pStyle w:val="BodyText"/>
+        <w:bidi w:val="0"/>
+        <w:spacing w:lineRule="auto" w:line="276" w:before="0" w:after="140"/>
+        <w:jc w:val="start"/>
+        <w:rPr/>
+      </w:pPr>
+      <w:r>
+        <w:rPr/>
+        <w:t xml:space="preserve">- Simhubdash </w:t>
+      </w:r>
+      <w:r>
+        <w:rPr/>
+        <w:t>desmarca</w:t>
+      </w:r>
+      <w:r>
+        <w:rPr/>
+        <w:t xml:space="preserve"> - Install .NET Runtime</w:t>
+      </w:r>
+    </w:p>
+    <w:p>
+      <w:pPr>
+        <w:pStyle w:val="BodyText"/>
+        <w:bidi w:val="0"/>
+        <w:spacing w:lineRule="auto" w:line="276" w:before="0" w:after="140"/>
+        <w:jc w:val="start"/>
+        <w:rPr/>
+      </w:pPr>
+      <w:r>
+        <w:rPr/>
+        <w:t xml:space="preserve">                                       </w:t>
+      </w:r>
+      <w:r>
+        <w:rPr/>
+        <w:t>- Install USB Display Drivers</w:t>
+      </w:r>
+    </w:p>
+    <w:p>
+      <w:pPr>
+        <w:pStyle w:val="BodyText"/>
+        <w:bidi w:val="0"/>
+        <w:spacing w:lineRule="auto" w:line="276" w:before="0" w:after="140"/>
+        <w:jc w:val="start"/>
+        <w:rPr/>
+      </w:pPr>
+      <w:r>
+        <w:rPr/>
+        <w:t xml:space="preserve">                                       </w:t>
+      </w:r>
+      <w:r>
+        <w:rPr/>
+        <w:t xml:space="preserve">- Install Visual C++ Redistributables      </w:t>
+      </w:r>
+    </w:p>
+    <w:p>
+      <w:pPr>
+        <w:pStyle w:val="BodyText"/>
+        <w:bidi w:val="0"/>
+        <w:spacing w:lineRule="auto" w:line="276" w:before="0" w:after="140"/>
+        <w:jc w:val="start"/>
+        <w:rPr/>
+      </w:pPr>
+      <w:r>
+        <w:rPr/>
+        <w:t xml:space="preserve">                                       </w:t>
+      </w:r>
+      <w:r>
+        <w:rPr/>
+        <w:t>- Después de la instalación, no lo ejecute</w:t>
+      </w:r>
+      <w:r>
+        <w:rPr/>
+        <w:t>s</w:t>
+      </w:r>
+      <w:r>
+        <w:rPr/>
+        <w:t xml:space="preserve"> si el instalador lo solicita.</w:t>
+      </w:r>
+    </w:p>
+    <w:p>
+      <w:pPr>
+        <w:pStyle w:val="Lneahorizontaluser"/>
         <w:suppressLineNumbers/>
         <w:pBdr>
           <w:bottom w:val="double" w:sz="2" w:space="0" w:color="808080"/>
@@ -469,6 +570,7 @@
         </w:numPr>
         <w:bidi w:val="0"/>
         <w:spacing w:before="200" w:after="120"/>
+        <w:ind w:hanging="0" w:start="0"/>
         <w:jc w:val="start"/>
         <w:rPr/>
       </w:pPr>
@@ -538,7 +640,7 @@
     </w:p>
     <w:p>
       <w:pPr>
-        <w:pStyle w:val="Lneahorizontal"/>
+        <w:pStyle w:val="Lneahorizontaluser"/>
         <w:suppressLineNumbers/>
         <w:pBdr>
           <w:bottom w:val="double" w:sz="2" w:space="0" w:color="808080"/>
@@ -561,6 +663,7 @@
         </w:numPr>
         <w:bidi w:val="0"/>
         <w:spacing w:before="200" w:after="120"/>
+        <w:ind w:hanging="0" w:start="0"/>
         <w:jc w:val="start"/>
         <w:rPr/>
       </w:pPr>
@@ -643,7 +746,7 @@
     </w:p>
     <w:p>
       <w:pPr>
-        <w:pStyle w:val="Lneahorizontal"/>
+        <w:pStyle w:val="Lneahorizontaluser"/>
         <w:suppressLineNumbers/>
         <w:pBdr>
           <w:bottom w:val="double" w:sz="2" w:space="0" w:color="808080"/>
@@ -666,6 +769,7 @@
         </w:numPr>
         <w:bidi w:val="0"/>
         <w:spacing w:before="200" w:after="120"/>
+        <w:ind w:hanging="0" w:start="0"/>
         <w:jc w:val="start"/>
         <w:rPr/>
       </w:pPr>
@@ -695,7 +799,6 @@
           <w:numId w:val="4"/>
         </w:numPr>
         <w:tabs>
-          <w:tab w:val="clear" w:pos="709"/>
           <w:tab w:val="left" w:pos="709" w:leader="none"/>
         </w:tabs>
         <w:bidi w:val="0"/>
@@ -717,7 +820,6 @@
           <w:numId w:val="4"/>
         </w:numPr>
         <w:tabs>
-          <w:tab w:val="clear" w:pos="709"/>
           <w:tab w:val="left" w:pos="709" w:leader="none"/>
         </w:tabs>
         <w:bidi w:val="0"/>
@@ -749,7 +851,6 @@
           <w:numId w:val="4"/>
         </w:numPr>
         <w:tabs>
-          <w:tab w:val="clear" w:pos="709"/>
           <w:tab w:val="left" w:pos="709" w:leader="none"/>
         </w:tabs>
         <w:bidi w:val="0"/>
@@ -793,7 +894,6 @@
           <w:numId w:val="5"/>
         </w:numPr>
         <w:tabs>
-          <w:tab w:val="clear" w:pos="709"/>
           <w:tab w:val="left" w:pos="709" w:leader="none"/>
         </w:tabs>
         <w:bidi w:val="0"/>
@@ -815,7 +915,6 @@
           <w:numId w:val="5"/>
         </w:numPr>
         <w:tabs>
-          <w:tab w:val="clear" w:pos="709"/>
           <w:tab w:val="left" w:pos="709" w:leader="none"/>
         </w:tabs>
         <w:bidi w:val="0"/>
@@ -849,7 +948,7 @@
     </w:p>
     <w:p>
       <w:pPr>
-        <w:pStyle w:val="Lneahorizontal"/>
+        <w:pStyle w:val="Lneahorizontaluser"/>
         <w:suppressLineNumbers/>
         <w:pBdr>
           <w:bottom w:val="double" w:sz="2" w:space="0" w:color="808080"/>
@@ -872,6 +971,7 @@
         </w:numPr>
         <w:bidi w:val="0"/>
         <w:spacing w:before="200" w:after="120"/>
+        <w:ind w:hanging="0" w:start="0"/>
         <w:jc w:val="start"/>
         <w:rPr/>
       </w:pPr>
@@ -928,7 +1028,7 @@
     </w:p>
     <w:p>
       <w:pPr>
-        <w:pStyle w:val="Lneahorizontal"/>
+        <w:pStyle w:val="Lneahorizontaluser"/>
         <w:suppressLineNumbers/>
         <w:pBdr>
           <w:bottom w:val="double" w:sz="2" w:space="0" w:color="808080"/>
@@ -951,6 +1051,7 @@
         </w:numPr>
         <w:bidi w:val="0"/>
         <w:spacing w:before="200" w:after="120"/>
+        <w:ind w:hanging="0" w:start="0"/>
         <w:jc w:val="start"/>
         <w:rPr/>
       </w:pPr>
@@ -981,6 +1082,7 @@
         </w:numPr>
         <w:bidi w:val="0"/>
         <w:spacing w:before="140" w:after="120"/>
+        <w:ind w:hanging="0" w:start="0"/>
         <w:jc w:val="start"/>
         <w:rPr/>
       </w:pPr>
@@ -997,7 +1099,6 @@
           <w:numId w:val="6"/>
         </w:numPr>
         <w:tabs>
-          <w:tab w:val="clear" w:pos="709"/>
           <w:tab w:val="left" w:pos="709" w:leader="none"/>
         </w:tabs>
         <w:bidi w:val="0"/>
@@ -1019,7 +1120,6 @@
           <w:numId w:val="6"/>
         </w:numPr>
         <w:tabs>
-          <w:tab w:val="clear" w:pos="709"/>
           <w:tab w:val="left" w:pos="709" w:leader="none"/>
         </w:tabs>
         <w:bidi w:val="0"/>
@@ -1041,6 +1141,7 @@
         </w:numPr>
         <w:bidi w:val="0"/>
         <w:spacing w:before="140" w:after="120"/>
+        <w:ind w:hanging="0" w:start="0"/>
         <w:jc w:val="start"/>
         <w:rPr/>
       </w:pPr>
@@ -1057,7 +1158,6 @@
           <w:numId w:val="7"/>
         </w:numPr>
         <w:tabs>
-          <w:tab w:val="clear" w:pos="709"/>
           <w:tab w:val="left" w:pos="709" w:leader="none"/>
         </w:tabs>
         <w:bidi w:val="0"/>
@@ -1079,7 +1179,6 @@
           <w:numId w:val="7"/>
         </w:numPr>
         <w:tabs>
-          <w:tab w:val="clear" w:pos="709"/>
           <w:tab w:val="left" w:pos="709" w:leader="none"/>
         </w:tabs>
         <w:bidi w:val="0"/>
@@ -1094,7 +1193,7 @@
     </w:p>
     <w:p>
       <w:pPr>
-        <w:pStyle w:val="Lneahorizontal"/>
+        <w:pStyle w:val="Lneahorizontaluser"/>
         <w:suppressLineNumbers/>
         <w:pBdr>
           <w:bottom w:val="double" w:sz="2" w:space="0" w:color="808080"/>
@@ -1117,6 +1216,7 @@
         </w:numPr>
         <w:bidi w:val="0"/>
         <w:spacing w:before="200" w:after="120"/>
+        <w:ind w:hanging="0" w:start="0"/>
         <w:jc w:val="start"/>
         <w:rPr/>
       </w:pPr>
@@ -1150,7 +1250,7 @@
     </w:p>
     <w:p>
       <w:pPr>
-        <w:pStyle w:val="Lneahorizontal"/>
+        <w:pStyle w:val="Lneahorizontaluser"/>
         <w:suppressLineNumbers/>
         <w:pBdr>
           <w:bottom w:val="double" w:sz="2" w:space="0" w:color="808080"/>
@@ -1173,6 +1273,7 @@
         </w:numPr>
         <w:bidi w:val="0"/>
         <w:spacing w:before="240" w:after="120"/>
+        <w:ind w:hanging="0" w:start="0"/>
         <w:jc w:val="start"/>
         <w:rPr/>
       </w:pPr>
@@ -1202,7 +1303,6 @@
           <w:numId w:val="8"/>
         </w:numPr>
         <w:tabs>
-          <w:tab w:val="clear" w:pos="709"/>
           <w:tab w:val="left" w:pos="709" w:leader="none"/>
         </w:tabs>
         <w:bidi w:val="0"/>
@@ -1224,7 +1324,6 @@
           <w:numId w:val="8"/>
         </w:numPr>
         <w:tabs>
-          <w:tab w:val="clear" w:pos="709"/>
           <w:tab w:val="left" w:pos="709" w:leader="none"/>
         </w:tabs>
         <w:bidi w:val="0"/>
@@ -1246,7 +1345,6 @@
           <w:numId w:val="8"/>
         </w:numPr>
         <w:tabs>
-          <w:tab w:val="clear" w:pos="709"/>
           <w:tab w:val="left" w:pos="709" w:leader="none"/>
         </w:tabs>
         <w:bidi w:val="0"/>
@@ -1321,6 +1419,7 @@
         </w:numPr>
         <w:bidi w:val="0"/>
         <w:spacing w:before="240" w:after="120"/>
+        <w:ind w:hanging="0" w:start="0"/>
         <w:jc w:val="start"/>
         <w:rPr/>
       </w:pPr>
@@ -1338,6 +1437,7 @@
         </w:numPr>
         <w:bidi w:val="0"/>
         <w:spacing w:before="200" w:after="120"/>
+        <w:ind w:hanging="0" w:start="0"/>
         <w:jc w:val="start"/>
         <w:rPr/>
       </w:pPr>
@@ -1348,7 +1448,7 @@
     </w:p>
     <w:p>
       <w:pPr>
-        <w:pStyle w:val="Lneahorizontal"/>
+        <w:pStyle w:val="Lneahorizontaluser"/>
         <w:suppressLineNumbers/>
         <w:pBdr>
           <w:bottom w:val="double" w:sz="2" w:space="0" w:color="808080"/>
@@ -1371,6 +1471,7 @@
         </w:numPr>
         <w:bidi w:val="0"/>
         <w:spacing w:before="200" w:after="120"/>
+        <w:ind w:hanging="0" w:start="0"/>
         <w:jc w:val="start"/>
         <w:rPr/>
       </w:pPr>
@@ -1402,7 +1503,7 @@
       </w:pPr>
       <w:r>
         <w:rPr>
-          <w:rStyle w:val="Textooriginal"/>
+          <w:rStyle w:val="Textooriginaluser"/>
         </w:rPr>
         <w:t>/home/TU_USUARIO/.steam/steam/steamapps/common/Le Mans Ultimate/UserData/</w:t>
       </w:r>
@@ -1478,7 +1579,7 @@
     </w:p>
     <w:p>
       <w:pPr>
-        <w:pStyle w:val="Lneahorizontal"/>
+        <w:pStyle w:val="Lneahorizontaluser"/>
         <w:suppressLineNumbers/>
         <w:pBdr>
           <w:bottom w:val="double" w:sz="2" w:space="0" w:color="808080"/>
@@ -1501,6 +1602,7 @@
         </w:numPr>
         <w:bidi w:val="0"/>
         <w:spacing w:before="200" w:after="120"/>
+        <w:ind w:hanging="0" w:start="0"/>
         <w:jc w:val="start"/>
         <w:rPr/>
       </w:pPr>
@@ -1543,7 +1645,6 @@
           <w:numId w:val="9"/>
         </w:numPr>
         <w:tabs>
-          <w:tab w:val="clear" w:pos="709"/>
           <w:tab w:val="left" w:pos="709" w:leader="none"/>
         </w:tabs>
         <w:bidi w:val="0"/>
@@ -1565,7 +1666,6 @@
           <w:numId w:val="9"/>
         </w:numPr>
         <w:tabs>
-          <w:tab w:val="clear" w:pos="709"/>
           <w:tab w:val="left" w:pos="709" w:leader="none"/>
         </w:tabs>
         <w:bidi w:val="0"/>
@@ -1603,7 +1703,7 @@
     </w:p>
     <w:p>
       <w:pPr>
-        <w:pStyle w:val="Lneahorizontal"/>
+        <w:pStyle w:val="Lneahorizontaluser"/>
         <w:suppressLineNumbers/>
         <w:pBdr>
           <w:bottom w:val="double" w:sz="2" w:space="0" w:color="808080"/>
@@ -1626,6 +1726,7 @@
         </w:numPr>
         <w:bidi w:val="0"/>
         <w:spacing w:before="200" w:after="120"/>
+        <w:ind w:hanging="0" w:start="0"/>
         <w:jc w:val="start"/>
         <w:rPr/>
       </w:pPr>
@@ -1659,7 +1760,7 @@
     </w:p>
     <w:p>
       <w:pPr>
-        <w:pStyle w:val="Lneahorizontal"/>
+        <w:pStyle w:val="Lneahorizontaluser"/>
         <w:suppressLineNumbers/>
         <w:pBdr>
           <w:bottom w:val="double" w:sz="2" w:space="0" w:color="808080"/>
@@ -1682,6 +1783,7 @@
         </w:numPr>
         <w:bidi w:val="0"/>
         <w:spacing w:before="200" w:after="120"/>
+        <w:ind w:hanging="0" w:start="0"/>
         <w:jc w:val="start"/>
         <w:rPr/>
       </w:pPr>
@@ -1715,7 +1817,7 @@
     </w:p>
     <w:p>
       <w:pPr>
-        <w:pStyle w:val="Lneahorizontal"/>
+        <w:pStyle w:val="Lneahorizontaluser"/>
         <w:suppressLineNumbers/>
         <w:pBdr>
           <w:bottom w:val="double" w:sz="2" w:space="0" w:color="808080"/>
@@ -1738,6 +1840,7 @@
         </w:numPr>
         <w:bidi w:val="0"/>
         <w:spacing w:before="200" w:after="120"/>
+        <w:ind w:hanging="0" w:start="0"/>
         <w:jc w:val="start"/>
         <w:rPr/>
       </w:pPr>
@@ -1767,7 +1870,6 @@
           <w:numId w:val="10"/>
         </w:numPr>
         <w:tabs>
-          <w:tab w:val="clear" w:pos="709"/>
           <w:tab w:val="left" w:pos="709" w:leader="none"/>
         </w:tabs>
         <w:bidi w:val="0"/>
@@ -1799,7 +1901,6 @@
           <w:numId w:val="10"/>
         </w:numPr>
         <w:tabs>
-          <w:tab w:val="clear" w:pos="709"/>
           <w:tab w:val="left" w:pos="709" w:leader="none"/>
         </w:tabs>
         <w:bidi w:val="0"/>
@@ -1821,7 +1922,6 @@
           <w:numId w:val="10"/>
         </w:numPr>
         <w:tabs>
-          <w:tab w:val="clear" w:pos="709"/>
           <w:tab w:val="left" w:pos="709" w:leader="none"/>
         </w:tabs>
         <w:bidi w:val="0"/>
@@ -1843,7 +1943,6 @@
           <w:numId w:val="10"/>
         </w:numPr>
         <w:tabs>
-          <w:tab w:val="clear" w:pos="709"/>
           <w:tab w:val="left" w:pos="709" w:leader="none"/>
         </w:tabs>
         <w:bidi w:val="0"/>
@@ -1946,7 +2045,7 @@
     </w:p>
     <w:p>
       <w:pPr>
-        <w:pStyle w:val="Lneahorizontal"/>
+        <w:pStyle w:val="Lneahorizontaluser"/>
         <w:suppressLineNumbers/>
         <w:pBdr>
           <w:bottom w:val="double" w:sz="2" w:space="0" w:color="808080"/>
@@ -1969,6 +2068,7 @@
         </w:numPr>
         <w:bidi w:val="0"/>
         <w:spacing w:before="200" w:after="120"/>
+        <w:ind w:hanging="0" w:start="0"/>
         <w:jc w:val="start"/>
         <w:rPr/>
       </w:pPr>
@@ -1998,7 +2098,6 @@
           <w:numId w:val="11"/>
         </w:numPr>
         <w:tabs>
-          <w:tab w:val="clear" w:pos="709"/>
           <w:tab w:val="left" w:pos="709" w:leader="none"/>
         </w:tabs>
         <w:bidi w:val="0"/>
@@ -2020,7 +2119,6 @@
           <w:numId w:val="11"/>
         </w:numPr>
         <w:tabs>
-          <w:tab w:val="clear" w:pos="709"/>
           <w:tab w:val="left" w:pos="709" w:leader="none"/>
         </w:tabs>
         <w:bidi w:val="0"/>
@@ -2042,7 +2140,6 @@
           <w:numId w:val="11"/>
         </w:numPr>
         <w:tabs>
-          <w:tab w:val="clear" w:pos="709"/>
           <w:tab w:val="left" w:pos="709" w:leader="none"/>
         </w:tabs>
         <w:bidi w:val="0"/>
@@ -2070,7 +2167,7 @@
     </w:p>
     <w:p>
       <w:pPr>
-        <w:pStyle w:val="Lneahorizontal"/>
+        <w:pStyle w:val="Lneahorizontaluser"/>
         <w:suppressLineNumbers/>
         <w:pBdr>
           <w:bottom w:val="double" w:sz="2" w:space="0" w:color="808080"/>
@@ -2093,6 +2190,7 @@
         </w:numPr>
         <w:bidi w:val="0"/>
         <w:spacing w:before="200" w:after="120"/>
+        <w:ind w:hanging="0" w:start="0"/>
         <w:jc w:val="start"/>
         <w:rPr/>
       </w:pPr>
@@ -2124,7 +2222,7 @@
       </w:pPr>
       <w:r>
         <w:rPr>
-          <w:rStyle w:val="Textooriginal"/>
+          <w:rStyle w:val="Textooriginaluser"/>
         </w:rPr>
         <w:t>/home/TU_USUARIO/.steam/steam/steamapps/common/Le Mans Ultimate/UserData/</w:t>
       </w:r>
@@ -2167,7 +2265,7 @@
     </w:p>
     <w:p>
       <w:pPr>
-        <w:pStyle w:val="Lneahorizontal"/>
+        <w:pStyle w:val="Lneahorizontaluser"/>
         <w:suppressLineNumbers/>
         <w:pBdr>
           <w:bottom w:val="double" w:sz="2" w:space="0" w:color="808080"/>
@@ -2190,6 +2288,7 @@
         </w:numPr>
         <w:bidi w:val="0"/>
         <w:spacing w:before="200" w:after="120"/>
+        <w:ind w:hanging="0" w:start="0"/>
         <w:jc w:val="start"/>
         <w:rPr/>
       </w:pPr>
@@ -2220,6 +2319,7 @@
         </w:numPr>
         <w:bidi w:val="0"/>
         <w:spacing w:before="140" w:after="120"/>
+        <w:ind w:hanging="0" w:start="0"/>
         <w:jc w:val="start"/>
         <w:rPr/>
       </w:pPr>
@@ -2236,7 +2336,6 @@
           <w:numId w:val="12"/>
         </w:numPr>
         <w:tabs>
-          <w:tab w:val="clear" w:pos="709"/>
           <w:tab w:val="left" w:pos="709" w:leader="none"/>
         </w:tabs>
         <w:bidi w:val="0"/>
@@ -2258,7 +2357,6 @@
           <w:numId w:val="12"/>
         </w:numPr>
         <w:tabs>
-          <w:tab w:val="clear" w:pos="709"/>
           <w:tab w:val="left" w:pos="709" w:leader="none"/>
         </w:tabs>
         <w:bidi w:val="0"/>
@@ -2280,6 +2378,7 @@
         </w:numPr>
         <w:bidi w:val="0"/>
         <w:spacing w:before="140" w:after="120"/>
+        <w:ind w:hanging="0" w:start="0"/>
         <w:jc w:val="start"/>
         <w:rPr/>
       </w:pPr>
@@ -2296,7 +2395,6 @@
           <w:numId w:val="13"/>
         </w:numPr>
         <w:tabs>
-          <w:tab w:val="clear" w:pos="709"/>
           <w:tab w:val="left" w:pos="709" w:leader="none"/>
         </w:tabs>
         <w:bidi w:val="0"/>
@@ -2318,7 +2416,6 @@
           <w:numId w:val="13"/>
         </w:numPr>
         <w:tabs>
-          <w:tab w:val="clear" w:pos="709"/>
           <w:tab w:val="left" w:pos="709" w:leader="none"/>
         </w:tabs>
         <w:bidi w:val="0"/>
@@ -2333,7 +2430,7 @@
     </w:p>
     <w:p>
       <w:pPr>
-        <w:pStyle w:val="Lneahorizontal"/>
+        <w:pStyle w:val="Lneahorizontaluser"/>
         <w:suppressLineNumbers/>
         <w:pBdr>
           <w:bottom w:val="double" w:sz="2" w:space="0" w:color="808080"/>
@@ -2356,6 +2453,7 @@
         </w:numPr>
         <w:bidi w:val="0"/>
         <w:spacing w:before="200" w:after="120"/>
+        <w:ind w:hanging="0" w:start="0"/>
         <w:jc w:val="start"/>
         <w:rPr/>
       </w:pPr>
@@ -2379,7 +2477,7 @@
     </w:p>
     <w:p>
       <w:pPr>
-        <w:pStyle w:val="Lneahorizontal"/>
+        <w:pStyle w:val="Lneahorizontaluser"/>
         <w:suppressLineNumbers/>
         <w:pBdr>
           <w:bottom w:val="double" w:sz="2" w:space="0" w:color="808080"/>
@@ -2402,6 +2500,7 @@
         </w:numPr>
         <w:bidi w:val="0"/>
         <w:spacing w:before="240" w:after="120"/>
+        <w:ind w:hanging="0" w:start="0"/>
         <w:jc w:val="start"/>
         <w:rPr/>
       </w:pPr>
@@ -2419,6 +2518,7 @@
         </w:numPr>
         <w:bidi w:val="0"/>
         <w:spacing w:before="200" w:after="120"/>
+        <w:ind w:hanging="0" w:start="0"/>
         <w:jc w:val="start"/>
         <w:rPr/>
       </w:pPr>
@@ -2550,7 +2650,7 @@
     </w:p>
     <w:p>
       <w:pPr>
-        <w:pStyle w:val="Lneahorizontal"/>
+        <w:pStyle w:val="Lneahorizontaluser"/>
         <w:bidi w:val="0"/>
         <w:spacing w:lineRule="auto" w:line="276" w:before="0" w:after="140"/>
         <w:jc w:val="start"/>
@@ -2565,6 +2665,7 @@
         <w:pStyle w:val="Heading1"/>
         <w:bidi w:val="0"/>
         <w:spacing w:lineRule="auto" w:line="276" w:before="0" w:after="140"/>
+        <w:ind w:hanging="0" w:start="0"/>
         <w:jc w:val="start"/>
         <w:rPr/>
       </w:pPr>
@@ -2658,7 +2759,7 @@
     </w:p>
     <w:p>
       <w:pPr>
-        <w:pStyle w:val="Lneahorizontal"/>
+        <w:pStyle w:val="Lneahorizontaluser"/>
         <w:bidi w:val="0"/>
         <w:spacing w:lineRule="auto" w:line="276" w:before="0" w:after="140"/>
         <w:jc w:val="start"/>
@@ -2673,6 +2774,7 @@
         <w:pStyle w:val="Heading1"/>
         <w:bidi w:val="0"/>
         <w:spacing w:lineRule="auto" w:line="276" w:before="0" w:after="140"/>
+        <w:ind w:hanging="0" w:start="0"/>
         <w:jc w:val="start"/>
         <w:rPr/>
       </w:pPr>
@@ -2713,7 +2815,7 @@
       <w:start w:val="1"/>
       <w:numFmt w:val="none"/>
       <w:suff w:val="nothing"/>
-      <w:lvlText w:val="%1"/>
+      <w:lvlText w:val=""/>
       <w:lvlJc w:val="start"/>
       <w:pPr>
         <w:tabs>
@@ -2726,7 +2828,7 @@
       <w:start w:val="1"/>
       <w:numFmt w:val="none"/>
       <w:suff w:val="nothing"/>
-      <w:lvlText w:val="%2"/>
+      <w:lvlText w:val=""/>
       <w:lvlJc w:val="start"/>
       <w:pPr>
         <w:tabs>
@@ -2739,7 +2841,7 @@
       <w:start w:val="1"/>
       <w:numFmt w:val="none"/>
       <w:suff w:val="nothing"/>
-      <w:lvlText w:val="%3"/>
+      <w:lvlText w:val=""/>
       <w:lvlJc w:val="start"/>
       <w:pPr>
         <w:tabs>
@@ -2752,7 +2854,7 @@
       <w:start w:val="1"/>
       <w:numFmt w:val="none"/>
       <w:suff w:val="nothing"/>
-      <w:lvlText w:val="%4"/>
+      <w:lvlText w:val=""/>
       <w:lvlJc w:val="start"/>
       <w:pPr>
         <w:tabs>
@@ -2765,7 +2867,7 @@
       <w:start w:val="1"/>
       <w:numFmt w:val="none"/>
       <w:suff w:val="nothing"/>
-      <w:lvlText w:val="%5"/>
+      <w:lvlText w:val=""/>
       <w:lvlJc w:val="start"/>
       <w:pPr>
         <w:tabs>
@@ -2778,7 +2880,7 @@
       <w:start w:val="1"/>
       <w:numFmt w:val="none"/>
       <w:suff w:val="nothing"/>
-      <w:lvlText w:val="%6"/>
+      <w:lvlText w:val=""/>
       <w:lvlJc w:val="start"/>
       <w:pPr>
         <w:tabs>
@@ -2791,7 +2893,7 @@
       <w:start w:val="1"/>
       <w:numFmt w:val="none"/>
       <w:suff w:val="nothing"/>
-      <w:lvlText w:val="%7"/>
+      <w:lvlText w:val=""/>
       <w:lvlJc w:val="start"/>
       <w:pPr>
         <w:tabs>
@@ -2804,7 +2906,7 @@
       <w:start w:val="1"/>
       <w:numFmt w:val="none"/>
       <w:suff w:val="nothing"/>
-      <w:lvlText w:val="%8"/>
+      <w:lvlText w:val=""/>
       <w:lvlJc w:val="start"/>
       <w:pPr>
         <w:tabs>
@@ -2817,7 +2919,7 @@
       <w:start w:val="1"/>
       <w:numFmt w:val="none"/>
       <w:suff w:val="nothing"/>
-      <w:lvlText w:val="%9"/>
+      <w:lvlText w:val=""/>
       <w:lvlJc w:val="start"/>
       <w:pPr>
         <w:tabs>
@@ -4419,7 +4521,6 @@
     </w:rPrDefault>
     <w:pPrDefault>
       <w:pPr>
-        <w:widowControl/>
         <w:suppressAutoHyphens w:val="true"/>
       </w:pPr>
     </w:pPrDefault>
@@ -4429,10 +4530,11 @@
     <w:qFormat/>
     <w:pPr>
       <w:widowControl/>
-      <w:kinsoku w:val="true"/>
-      <w:overflowPunct w:val="true"/>
-      <w:autoSpaceDE w:val="true"/>
+      <w:suppressAutoHyphens w:val="true"/>
+      <w:overflowPunct w:val="false"/>
       <w:bidi w:val="0"/>
+      <w:spacing w:before="0" w:after="0"/>
+      <w:jc w:val="start"/>
     </w:pPr>
     <w:rPr>
       <w:rFonts w:ascii="Liberation Serif" w:hAnsi="Liberation Serif" w:eastAsia="Noto Serif CJK SC" w:cs="Noto Sans Devanagari"/>
@@ -4445,7 +4547,7 @@
   </w:style>
   <w:style w:type="paragraph" w:styleId="Heading1">
     <w:name w:val="heading 1"/>
-    <w:basedOn w:val="Ttulo"/>
+    <w:basedOn w:val="Ttulouser"/>
     <w:next w:val="BodyText"/>
     <w:qFormat/>
     <w:pPr>
@@ -4466,7 +4568,7 @@
   </w:style>
   <w:style w:type="paragraph" w:styleId="Heading2">
     <w:name w:val="heading 2"/>
-    <w:basedOn w:val="Ttulo"/>
+    <w:basedOn w:val="Ttulouser"/>
     <w:next w:val="BodyText"/>
     <w:qFormat/>
     <w:pPr>
@@ -4487,7 +4589,7 @@
   </w:style>
   <w:style w:type="paragraph" w:styleId="Heading3">
     <w:name w:val="heading 3"/>
-    <w:basedOn w:val="Ttulo"/>
+    <w:basedOn w:val="Ttulouser"/>
     <w:next w:val="BodyText"/>
     <w:qFormat/>
     <w:pPr>
@@ -4514,20 +4616,20 @@
       <w:bCs/>
     </w:rPr>
   </w:style>
-  <w:style w:type="character" w:styleId="Bolos">
-    <w:name w:val="Bolos"/>
+  <w:style w:type="character" w:styleId="Bolosuser">
+    <w:name w:val="Bolos (user)"/>
     <w:qFormat/>
     <w:rPr>
       <w:rFonts w:ascii="OpenSymbol" w:hAnsi="OpenSymbol" w:eastAsia="OpenSymbol" w:cs="OpenSymbol"/>
     </w:rPr>
   </w:style>
-  <w:style w:type="character" w:styleId="Smbolosdenumeracin">
-    <w:name w:val="Símbolos de numeración"/>
+  <w:style w:type="character" w:styleId="Smbolosdenumeracinuser">
+    <w:name w:val="Símbolos de numeración (user)"/>
     <w:qFormat/>
     <w:rPr/>
   </w:style>
-  <w:style w:type="character" w:styleId="Textooriginal">
-    <w:name w:val="Texto original"/>
+  <w:style w:type="character" w:styleId="Textooriginaluser">
+    <w:name w:val="Texto original (user)"/>
     <w:qFormat/>
     <w:rPr>
       <w:rFonts w:ascii="Liberation Mono" w:hAnsi="Liberation Mono" w:eastAsia="Noto Sans Mono CJK SC" w:cs="Liberation Mono"/>
@@ -4613,8 +4715,34 @@
       <w:rFonts w:cs="Noto Sans Devanagari"/>
     </w:rPr>
   </w:style>
-  <w:style w:type="paragraph" w:styleId="Lneahorizontal">
-    <w:name w:val="Línea horizontal"/>
+  <w:style w:type="paragraph" w:styleId="Ttulouser">
+    <w:name w:val="Título (user)"/>
+    <w:basedOn w:val="Normal"/>
+    <w:next w:val="BodyText"/>
+    <w:qFormat/>
+    <w:pPr>
+      <w:keepNext w:val="true"/>
+      <w:spacing w:before="240" w:after="120"/>
+    </w:pPr>
+    <w:rPr>
+      <w:rFonts w:ascii="Liberation Sans" w:hAnsi="Liberation Sans" w:eastAsia="Noto Sans CJK SC" w:cs="Noto Sans Devanagari"/>
+      <w:sz w:val="28"/>
+      <w:szCs w:val="28"/>
+    </w:rPr>
+  </w:style>
+  <w:style w:type="paragraph" w:styleId="ndiceuser">
+    <w:name w:val="Índice (user)"/>
+    <w:basedOn w:val="Normal"/>
+    <w:qFormat/>
+    <w:pPr>
+      <w:suppressLineNumbers/>
+    </w:pPr>
+    <w:rPr>
+      <w:rFonts w:cs="Noto Sans Devanagari"/>
+    </w:rPr>
+  </w:style>
+  <w:style w:type="paragraph" w:styleId="Lneahorizontaluser">
+    <w:name w:val="Línea horizontal (user)"/>
     <w:basedOn w:val="Normal"/>
     <w:next w:val="BodyText"/>
     <w:qFormat/>
@@ -4630,8 +4758,8 @@
       <w:szCs w:val="12"/>
     </w:rPr>
   </w:style>
-  <w:style w:type="paragraph" w:styleId="Textopreformateado">
-    <w:name w:val="Texto preformateado"/>
+  <w:style w:type="paragraph" w:styleId="Textopreformateadouser">
+    <w:name w:val="Texto preformateado (user)"/>
     <w:basedOn w:val="Normal"/>
     <w:qFormat/>
     <w:pPr>

--- a/Spanish/GUIA_DE_INSTALACION.docx
+++ b/Spanish/GUIA_DE_INSTALACION.docx
@@ -64,7 +64,7 @@
     </w:p>
     <w:p>
       <w:pPr>
-        <w:pStyle w:val="Lneahorizontaluser"/>
+        <w:pStyle w:val="Lneahorizontal"/>
         <w:suppressLineNumbers/>
         <w:pBdr>
           <w:bottom w:val="double" w:sz="2" w:space="0" w:color="808080"/>
@@ -235,7 +235,7 @@
     </w:p>
     <w:p>
       <w:pPr>
-        <w:pStyle w:val="Lneahorizontaluser"/>
+        <w:pStyle w:val="Lneahorizontal"/>
         <w:suppressLineNumbers/>
         <w:pBdr>
           <w:bottom w:val="double" w:sz="2" w:space="0" w:color="808080"/>
@@ -323,7 +323,7 @@
     </w:p>
     <w:p>
       <w:pPr>
-        <w:pStyle w:val="Lneahorizontaluser"/>
+        <w:pStyle w:val="Lneahorizontal"/>
         <w:suppressLineNumbers/>
         <w:pBdr>
           <w:bottom w:val="double" w:sz="2" w:space="0" w:color="808080"/>
@@ -370,7 +370,7 @@
     </w:p>
     <w:p>
       <w:pPr>
-        <w:pStyle w:val="Lneahorizontaluser"/>
+        <w:pStyle w:val="Lneahorizontal"/>
         <w:suppressLineNumbers/>
         <w:pBdr>
           <w:bottom w:val="double" w:sz="2" w:space="0" w:color="808080"/>
@@ -418,7 +418,31 @@
         <w:rPr>
           <w:rStyle w:val="Strong"/>
         </w:rPr>
-        <w:t>Install_Simhubdash_and_Crewchief.txt</w:t>
+        <w:t>Instal</w:t>
+      </w:r>
+      <w:r>
+        <w:rPr>
+          <w:rStyle w:val="Strong"/>
+        </w:rPr>
+        <w:t>a</w:t>
+      </w:r>
+      <w:r>
+        <w:rPr>
+          <w:rStyle w:val="Strong"/>
+        </w:rPr>
+        <w:t>_Simhubdash_</w:t>
+      </w:r>
+      <w:r>
+        <w:rPr>
+          <w:rStyle w:val="Strong"/>
+        </w:rPr>
+        <w:t>y</w:t>
+      </w:r>
+      <w:r>
+        <w:rPr>
+          <w:rStyle w:val="Strong"/>
+        </w:rPr>
+        <w:t>_Crewchief.txt</w:t>
       </w:r>
       <w:r>
         <w:rPr/>
@@ -454,36 +478,20 @@
       </w:pPr>
       <w:r>
         <w:rPr/>
-        <w:t>- Crewchief: Después de la instalación, no lo ejecute</w:t>
-      </w:r>
-      <w:r>
-        <w:rPr/>
-        <w:t>s</w:t>
-      </w:r>
-      <w:r>
-        <w:rPr/>
-        <w:t xml:space="preserve"> si el instalador lo solicita.</w:t>
-      </w:r>
-    </w:p>
-    <w:p>
-      <w:pPr>
-        <w:pStyle w:val="BodyText"/>
-        <w:bidi w:val="0"/>
-        <w:spacing w:lineRule="auto" w:line="276" w:before="0" w:after="140"/>
-        <w:jc w:val="start"/>
-        <w:rPr/>
-      </w:pPr>
-      <w:r>
-        <w:rPr/>
-        <w:t xml:space="preserve">- Simhubdash </w:t>
-      </w:r>
-      <w:r>
-        <w:rPr/>
-        <w:t>desmarca</w:t>
-      </w:r>
-      <w:r>
-        <w:rPr/>
-        <w:t xml:space="preserve"> - Install .NET Runtime</w:t>
+        <w:t>- Crewchief: Después de la instalación, no lo ejecutes si el instalador lo solicita.</w:t>
+      </w:r>
+    </w:p>
+    <w:p>
+      <w:pPr>
+        <w:pStyle w:val="BodyText"/>
+        <w:bidi w:val="0"/>
+        <w:spacing w:lineRule="auto" w:line="276" w:before="0" w:after="140"/>
+        <w:jc w:val="start"/>
+        <w:rPr/>
+      </w:pPr>
+      <w:r>
+        <w:rPr/>
+        <w:t>- Simhubdash desmarca - Install .NET Runtime</w:t>
       </w:r>
     </w:p>
     <w:p>
@@ -534,20 +542,12 @@
       </w:r>
       <w:r>
         <w:rPr/>
-        <w:t>- Después de la instalación, no lo ejecute</w:t>
-      </w:r>
-      <w:r>
-        <w:rPr/>
-        <w:t>s</w:t>
-      </w:r>
-      <w:r>
-        <w:rPr/>
-        <w:t xml:space="preserve"> si el instalador lo solicita.</w:t>
-      </w:r>
-    </w:p>
-    <w:p>
-      <w:pPr>
-        <w:pStyle w:val="Lneahorizontaluser"/>
+        <w:t>- Después de la instalación, no lo ejecutes si el instalador lo solicita.</w:t>
+      </w:r>
+    </w:p>
+    <w:p>
+      <w:pPr>
+        <w:pStyle w:val="Lneahorizontal"/>
         <w:suppressLineNumbers/>
         <w:pBdr>
           <w:bottom w:val="double" w:sz="2" w:space="0" w:color="808080"/>
@@ -605,7 +605,31 @@
         <w:rPr>
           <w:rStyle w:val="Strong"/>
         </w:rPr>
-        <w:t>Launch_Simhub_And_Crewchief.txt</w:t>
+        <w:t>La</w:t>
+      </w:r>
+      <w:r>
+        <w:rPr>
+          <w:rStyle w:val="Strong"/>
+        </w:rPr>
+        <w:t>nzar</w:t>
+      </w:r>
+      <w:r>
+        <w:rPr>
+          <w:rStyle w:val="Strong"/>
+        </w:rPr>
+        <w:t>_Simhub_</w:t>
+      </w:r>
+      <w:r>
+        <w:rPr>
+          <w:rStyle w:val="Strong"/>
+        </w:rPr>
+        <w:t>y</w:t>
+      </w:r>
+      <w:r>
+        <w:rPr>
+          <w:rStyle w:val="Strong"/>
+        </w:rPr>
+        <w:t>_Crewchief.txt</w:t>
       </w:r>
       <w:r>
         <w:rPr/>
@@ -640,7 +664,7 @@
     </w:p>
     <w:p>
       <w:pPr>
-        <w:pStyle w:val="Lneahorizontaluser"/>
+        <w:pStyle w:val="Lneahorizontal"/>
         <w:suppressLineNumbers/>
         <w:pBdr>
           <w:bottom w:val="double" w:sz="2" w:space="0" w:color="808080"/>
@@ -746,7 +770,7 @@
     </w:p>
     <w:p>
       <w:pPr>
-        <w:pStyle w:val="Lneahorizontaluser"/>
+        <w:pStyle w:val="Lneahorizontal"/>
         <w:suppressLineNumbers/>
         <w:pBdr>
           <w:bottom w:val="double" w:sz="2" w:space="0" w:color="808080"/>
@@ -948,7 +972,7 @@
     </w:p>
     <w:p>
       <w:pPr>
-        <w:pStyle w:val="Lneahorizontaluser"/>
+        <w:pStyle w:val="Lneahorizontal"/>
         <w:suppressLineNumbers/>
         <w:pBdr>
           <w:bottom w:val="double" w:sz="2" w:space="0" w:color="808080"/>
@@ -1028,7 +1052,7 @@
     </w:p>
     <w:p>
       <w:pPr>
-        <w:pStyle w:val="Lneahorizontaluser"/>
+        <w:pStyle w:val="Lneahorizontal"/>
         <w:suppressLineNumbers/>
         <w:pBdr>
           <w:bottom w:val="double" w:sz="2" w:space="0" w:color="808080"/>
@@ -1193,7 +1217,7 @@
     </w:p>
     <w:p>
       <w:pPr>
-        <w:pStyle w:val="Lneahorizontaluser"/>
+        <w:pStyle w:val="Lneahorizontal"/>
         <w:suppressLineNumbers/>
         <w:pBdr>
           <w:bottom w:val="double" w:sz="2" w:space="0" w:color="808080"/>
@@ -1250,7 +1274,7 @@
     </w:p>
     <w:p>
       <w:pPr>
-        <w:pStyle w:val="Lneahorizontaluser"/>
+        <w:pStyle w:val="Lneahorizontal"/>
         <w:suppressLineNumbers/>
         <w:pBdr>
           <w:bottom w:val="double" w:sz="2" w:space="0" w:color="808080"/>
@@ -1448,7 +1472,7 @@
     </w:p>
     <w:p>
       <w:pPr>
-        <w:pStyle w:val="Lneahorizontaluser"/>
+        <w:pStyle w:val="Lneahorizontal"/>
         <w:suppressLineNumbers/>
         <w:pBdr>
           <w:bottom w:val="double" w:sz="2" w:space="0" w:color="808080"/>
@@ -1503,7 +1527,7 @@
       </w:pPr>
       <w:r>
         <w:rPr>
-          <w:rStyle w:val="Textooriginaluser"/>
+          <w:rStyle w:val="Textooriginal"/>
         </w:rPr>
         <w:t>/home/TU_USUARIO/.steam/steam/steamapps/common/Le Mans Ultimate/UserData/</w:t>
       </w:r>
@@ -1579,7 +1603,7 @@
     </w:p>
     <w:p>
       <w:pPr>
-        <w:pStyle w:val="Lneahorizontaluser"/>
+        <w:pStyle w:val="Lneahorizontal"/>
         <w:suppressLineNumbers/>
         <w:pBdr>
           <w:bottom w:val="double" w:sz="2" w:space="0" w:color="808080"/>
@@ -1703,7 +1727,7 @@
     </w:p>
     <w:p>
       <w:pPr>
-        <w:pStyle w:val="Lneahorizontaluser"/>
+        <w:pStyle w:val="Lneahorizontal"/>
         <w:suppressLineNumbers/>
         <w:pBdr>
           <w:bottom w:val="double" w:sz="2" w:space="0" w:color="808080"/>
@@ -1760,7 +1784,7 @@
     </w:p>
     <w:p>
       <w:pPr>
-        <w:pStyle w:val="Lneahorizontaluser"/>
+        <w:pStyle w:val="Lneahorizontal"/>
         <w:suppressLineNumbers/>
         <w:pBdr>
           <w:bottom w:val="double" w:sz="2" w:space="0" w:color="808080"/>
@@ -1817,7 +1841,7 @@
     </w:p>
     <w:p>
       <w:pPr>
-        <w:pStyle w:val="Lneahorizontaluser"/>
+        <w:pStyle w:val="Lneahorizontal"/>
         <w:suppressLineNumbers/>
         <w:pBdr>
           <w:bottom w:val="double" w:sz="2" w:space="0" w:color="808080"/>
@@ -1956,9 +1980,18 @@
       </w:r>
       <w:r>
         <w:rPr>
+          <w:b/>
+          <w:bCs/>
+        </w:rPr>
+        <w:t>Regla_de_ventan</w:t>
+      </w:r>
+      <w:r>
+        <w:rPr>
           <w:rStyle w:val="Strong"/>
+          <w:b/>
+          <w:bCs/>
         </w:rPr>
-        <w:t>window_rule.png</w:t>
+        <w:t>.png</w:t>
       </w:r>
       <w:r>
         <w:rPr/>
@@ -2045,7 +2078,7 @@
     </w:p>
     <w:p>
       <w:pPr>
-        <w:pStyle w:val="Lneahorizontaluser"/>
+        <w:pStyle w:val="Lneahorizontal"/>
         <w:suppressLineNumbers/>
         <w:pBdr>
           <w:bottom w:val="double" w:sz="2" w:space="0" w:color="808080"/>
@@ -2167,7 +2200,7 @@
     </w:p>
     <w:p>
       <w:pPr>
-        <w:pStyle w:val="Lneahorizontaluser"/>
+        <w:pStyle w:val="Lneahorizontal"/>
         <w:suppressLineNumbers/>
         <w:pBdr>
           <w:bottom w:val="double" w:sz="2" w:space="0" w:color="808080"/>
@@ -2222,7 +2255,7 @@
       </w:pPr>
       <w:r>
         <w:rPr>
-          <w:rStyle w:val="Textooriginaluser"/>
+          <w:rStyle w:val="Textooriginal"/>
         </w:rPr>
         <w:t>/home/TU_USUARIO/.steam/steam/steamapps/common/Le Mans Ultimate/UserData/</w:t>
       </w:r>
@@ -2265,7 +2298,7 @@
     </w:p>
     <w:p>
       <w:pPr>
-        <w:pStyle w:val="Lneahorizontaluser"/>
+        <w:pStyle w:val="Lneahorizontal"/>
         <w:suppressLineNumbers/>
         <w:pBdr>
           <w:bottom w:val="double" w:sz="2" w:space="0" w:color="808080"/>
@@ -2430,7 +2463,7 @@
     </w:p>
     <w:p>
       <w:pPr>
-        <w:pStyle w:val="Lneahorizontaluser"/>
+        <w:pStyle w:val="Lneahorizontal"/>
         <w:suppressLineNumbers/>
         <w:pBdr>
           <w:bottom w:val="double" w:sz="2" w:space="0" w:color="808080"/>
@@ -2477,7 +2510,7 @@
     </w:p>
     <w:p>
       <w:pPr>
-        <w:pStyle w:val="Lneahorizontaluser"/>
+        <w:pStyle w:val="Lneahorizontal"/>
         <w:suppressLineNumbers/>
         <w:pBdr>
           <w:bottom w:val="double" w:sz="2" w:space="0" w:color="808080"/>
@@ -2650,7 +2683,7 @@
     </w:p>
     <w:p>
       <w:pPr>
-        <w:pStyle w:val="Lneahorizontaluser"/>
+        <w:pStyle w:val="Lneahorizontal"/>
         <w:bidi w:val="0"/>
         <w:spacing w:lineRule="auto" w:line="276" w:before="0" w:after="140"/>
         <w:jc w:val="start"/>
@@ -2759,7 +2792,7 @@
     </w:p>
     <w:p>
       <w:pPr>
-        <w:pStyle w:val="Lneahorizontaluser"/>
+        <w:pStyle w:val="Lneahorizontal"/>
         <w:bidi w:val="0"/>
         <w:spacing w:lineRule="auto" w:line="276" w:before="0" w:after="140"/>
         <w:jc w:val="start"/>
@@ -4531,7 +4564,7 @@
     <w:pPr>
       <w:widowControl/>
       <w:suppressAutoHyphens w:val="true"/>
-      <w:overflowPunct w:val="false"/>
+      <w:overflowPunct w:val="true"/>
       <w:bidi w:val="0"/>
       <w:spacing w:before="0" w:after="0"/>
       <w:jc w:val="start"/>
@@ -4547,7 +4580,7 @@
   </w:style>
   <w:style w:type="paragraph" w:styleId="Heading1">
     <w:name w:val="heading 1"/>
-    <w:basedOn w:val="Ttulouser"/>
+    <w:basedOn w:val="Ttulo"/>
     <w:next w:val="BodyText"/>
     <w:qFormat/>
     <w:pPr>
@@ -4568,7 +4601,7 @@
   </w:style>
   <w:style w:type="paragraph" w:styleId="Heading2">
     <w:name w:val="heading 2"/>
-    <w:basedOn w:val="Ttulouser"/>
+    <w:basedOn w:val="Ttulo"/>
     <w:next w:val="BodyText"/>
     <w:qFormat/>
     <w:pPr>
@@ -4589,7 +4622,7 @@
   </w:style>
   <w:style w:type="paragraph" w:styleId="Heading3">
     <w:name w:val="heading 3"/>
-    <w:basedOn w:val="Ttulouser"/>
+    <w:basedOn w:val="Ttulo"/>
     <w:next w:val="BodyText"/>
     <w:qFormat/>
     <w:pPr>
@@ -4616,20 +4649,20 @@
       <w:bCs/>
     </w:rPr>
   </w:style>
-  <w:style w:type="character" w:styleId="Bolosuser">
-    <w:name w:val="Bolos (user)"/>
+  <w:style w:type="character" w:styleId="Bolos">
+    <w:name w:val="Bolos"/>
     <w:qFormat/>
     <w:rPr>
       <w:rFonts w:ascii="OpenSymbol" w:hAnsi="OpenSymbol" w:eastAsia="OpenSymbol" w:cs="OpenSymbol"/>
     </w:rPr>
   </w:style>
-  <w:style w:type="character" w:styleId="Smbolosdenumeracinuser">
-    <w:name w:val="Símbolos de numeración (user)"/>
+  <w:style w:type="character" w:styleId="Smbolosdenumeracin">
+    <w:name w:val="Símbolos de numeración"/>
     <w:qFormat/>
     <w:rPr/>
   </w:style>
-  <w:style w:type="character" w:styleId="Textooriginaluser">
-    <w:name w:val="Texto original (user)"/>
+  <w:style w:type="character" w:styleId="Textooriginal">
+    <w:name w:val="Texto original"/>
     <w:qFormat/>
     <w:rPr>
       <w:rFonts w:ascii="Liberation Mono" w:hAnsi="Liberation Mono" w:eastAsia="Noto Sans Mono CJK SC" w:cs="Liberation Mono"/>
@@ -4741,8 +4774,8 @@
       <w:rFonts w:cs="Noto Sans Devanagari"/>
     </w:rPr>
   </w:style>
-  <w:style w:type="paragraph" w:styleId="Lneahorizontaluser">
-    <w:name w:val="Línea horizontal (user)"/>
+  <w:style w:type="paragraph" w:styleId="Lneahorizontal">
+    <w:name w:val="Línea horizontal"/>
     <w:basedOn w:val="Normal"/>
     <w:next w:val="BodyText"/>
     <w:qFormat/>
@@ -4758,8 +4791,8 @@
       <w:szCs w:val="12"/>
     </w:rPr>
   </w:style>
-  <w:style w:type="paragraph" w:styleId="Textopreformateadouser">
-    <w:name w:val="Texto preformateado (user)"/>
+  <w:style w:type="paragraph" w:styleId="Textopreformateado">
+    <w:name w:val="Texto preformateado"/>
     <w:basedOn w:val="Normal"/>
     <w:qFormat/>
     <w:pPr>
